--- a/Project1/documents/docx/Software_Requirements_Specification.docx
+++ b/Project1/documents/docx/Software_Requirements_Specification.docx
@@ -414,7 +414,7 @@
         <w:spacing w:after="60"/>
       </w:pPr>
       <w:r>
-        <w:t>Identifiers are stable; timestamps are UTC ISO 8601; currency amounts are integer minor units; API errors use a consistent code, message, correlation ID, and field details. JSONL records are UTF-8, one JSON object per line, and preserve explicit nulls for organization-scoped resources.</w:t>
+        <w:t>Identifiers are stable; timestamps are ISO 8601 with explicit timezone offsets (+07:00 Vietnam time for engineering and project records); currency amounts are integer minor units; API errors use a consistent code, message, correlation ID, and field details. JSONL records are UTF-8, one JSON object per line, and preserve explicit nulls for organization-scoped resources.</w:t>
       </w:r>
     </w:p>
     <w:p>
